--- a/docs/23-data-dictionary.docx
+++ b/docs/23-data-dictionary.docx
@@ -1652,6 +1652,98 @@
           </w:tcPr>
           <w:p>
             <w:r>
+              <w:t>driverStatus</w:t>
+            </w:r>
+          </w:p>
+        </w:tc>
+        <w:tc>
+          <w:tcPr>
+            <w:tcW w:type="dxa" w:w="1728"/>
+          </w:tcPr>
+          <w:p>
+            <w:r>
+              <w:t>DriverStatus</w:t>
+            </w:r>
+          </w:p>
+        </w:tc>
+        <w:tc>
+          <w:tcPr>
+            <w:tcW w:type="dxa" w:w="1728"/>
+          </w:tcPr>
+          <w:p>
+            <w:r>
+              <w:t>No</w:t>
+            </w:r>
+          </w:p>
+        </w:tc>
+        <w:tc>
+          <w:tcPr>
+            <w:tcW w:type="dxa" w:w="1728"/>
+          </w:tcPr>
+          <w:p>
+            <w:r>
+              <w:t>OFFLINE</w:t>
+            </w:r>
+          </w:p>
+        </w:tc>
+        <w:tc>
+          <w:tcPr>
+            <w:tcW w:type="dxa" w:w="1728"/>
+          </w:tcPr>
+          <w:p>
+            <w:r>
+              <w:t xml:space="preserve">Added commit </w:t>
+            </w:r>
+            <w:r>
+              <w:rPr>
+                <w:rFonts w:ascii="Consolas" w:hAnsi="Consolas"/>
+                <w:sz w:val="20"/>
+              </w:rPr>
+              <w:t>445a258</w:t>
+            </w:r>
+            <w:r>
+              <w:t xml:space="preserve"> — only meaningful for </w:t>
+            </w:r>
+            <w:r>
+              <w:rPr>
+                <w:rFonts w:ascii="Consolas" w:hAnsi="Consolas"/>
+                <w:sz w:val="20"/>
+              </w:rPr>
+              <w:t>role: DRIVER</w:t>
+            </w:r>
+            <w:r>
+              <w:t xml:space="preserve">; self-reported via </w:t>
+            </w:r>
+            <w:r>
+              <w:rPr>
+                <w:rFonts w:ascii="Consolas" w:hAnsi="Consolas"/>
+                <w:sz w:val="20"/>
+              </w:rPr>
+              <w:t>PATCH /driver/status</w:t>
+            </w:r>
+            <w:r>
+              <w:t xml:space="preserve">, never derived from the driver's own </w:t>
+            </w:r>
+            <w:r>
+              <w:rPr>
+                <w:rFonts w:ascii="Consolas" w:hAnsi="Consolas"/>
+                <w:sz w:val="20"/>
+              </w:rPr>
+              <w:t>Delivery</w:t>
+            </w:r>
+            <w:r>
+              <w:t xml:space="preserve"> rows</w:t>
+            </w:r>
+          </w:p>
+        </w:tc>
+      </w:tr>
+      <w:tr>
+        <w:tc>
+          <w:tcPr>
+            <w:tcW w:type="dxa" w:w="1728"/>
+          </w:tcPr>
+          <w:p>
+            <w:r>
               <w:t>createdAt</w:t>
             </w:r>
           </w:p>
@@ -10040,6 +10132,947 @@
             </w:r>
             <w:r>
               <w:t xml:space="preserve"> on orderId, productId, vendorId, vendorPayoutId</w:t>
+            </w:r>
+          </w:p>
+        </w:tc>
+      </w:tr>
+    </w:tbl>
+    <w:p>
+      <w:pPr>
+        <w:pStyle w:val="Heading2"/>
+      </w:pPr>
+      <w:r>
+        <w:t>Delivery (Driver App)</w:t>
+      </w:r>
+    </w:p>
+    <w:p>
+      <w:r>
+        <w:t xml:space="preserve">Added commit </w:t>
+      </w:r>
+      <w:r>
+        <w:rPr>
+          <w:rFonts w:ascii="Consolas" w:hAnsi="Consolas"/>
+          <w:sz w:val="20"/>
+        </w:rPr>
+        <w:t>75b7cff</w:t>
+      </w:r>
+      <w:r>
+        <w:t xml:space="preserve">, per user request — not in the original SRS. See </w:t>
+      </w:r>
+      <w:hyperlink r:id="rId11">
+        <w:r>
+          <w:rPr>
+            <w:color w:val="0563C1"/>
+            <w:u w:val="single"/>
+          </w:rPr>
+          <w:t xml:space="preserve">`21-data-flow-diagram.md`</w:t>
+        </w:r>
+      </w:hyperlink>
+      <w:r>
+        <w:t xml:space="preserve">'s Driver App diagram and </w:t>
+      </w:r>
+      <w:hyperlink r:id="rId10">
+        <w:r>
+          <w:rPr>
+            <w:color w:val="0563C1"/>
+            <w:u w:val="single"/>
+          </w:rPr>
+          <w:t xml:space="preserve">`22-entity-relationship-diagram.md`</w:t>
+        </w:r>
+      </w:hyperlink>
+      <w:r>
+        <w:t xml:space="preserve"> for the relationship/reassignment semantics.</w:t>
+      </w:r>
+    </w:p>
+    <w:p>
+      <w:pPr>
+        <w:pStyle w:val="Heading3"/>
+      </w:pPr>
+      <w:r>
+        <w:t>Delivery</w:t>
+      </w:r>
+    </w:p>
+    <w:p/>
+    <w:tbl>
+      <w:tblPr>
+        <w:tblStyle w:val="LightGrid-Accent1"/>
+        <w:tblW w:type="auto" w:w="0"/>
+        <w:tblLook w:firstColumn="1" w:firstRow="1" w:lastColumn="0" w:lastRow="0" w:noHBand="0" w:noVBand="1" w:val="04A0"/>
+      </w:tblPr>
+      <w:tblGrid>
+        <w:gridCol w:w="1728"/>
+        <w:gridCol w:w="1728"/>
+        <w:gridCol w:w="1728"/>
+        <w:gridCol w:w="1728"/>
+        <w:gridCol w:w="1728"/>
+      </w:tblGrid>
+      <w:tr>
+        <w:tc>
+          <w:tcPr>
+            <w:tcW w:type="dxa" w:w="1728"/>
+          </w:tcPr>
+          <w:p>
+            <w:r>
+              <w:rPr>
+                <w:b/>
+              </w:rPr>
+              <w:t>Field</w:t>
+            </w:r>
+          </w:p>
+        </w:tc>
+        <w:tc>
+          <w:tcPr>
+            <w:tcW w:type="dxa" w:w="1728"/>
+          </w:tcPr>
+          <w:p>
+            <w:r>
+              <w:rPr>
+                <w:b/>
+              </w:rPr>
+              <w:t>Type</w:t>
+            </w:r>
+          </w:p>
+        </w:tc>
+        <w:tc>
+          <w:tcPr>
+            <w:tcW w:type="dxa" w:w="1728"/>
+          </w:tcPr>
+          <w:p>
+            <w:r>
+              <w:rPr>
+                <w:b/>
+              </w:rPr>
+              <w:t>Nullable</w:t>
+            </w:r>
+          </w:p>
+        </w:tc>
+        <w:tc>
+          <w:tcPr>
+            <w:tcW w:type="dxa" w:w="1728"/>
+          </w:tcPr>
+          <w:p>
+            <w:r>
+              <w:rPr>
+                <w:b/>
+              </w:rPr>
+              <w:t>Default</w:t>
+            </w:r>
+          </w:p>
+        </w:tc>
+        <w:tc>
+          <w:tcPr>
+            <w:tcW w:type="dxa" w:w="1728"/>
+          </w:tcPr>
+          <w:p>
+            <w:r>
+              <w:rPr>
+                <w:b/>
+              </w:rPr>
+              <w:t>Notes</w:t>
+            </w:r>
+          </w:p>
+        </w:tc>
+      </w:tr>
+      <w:tr>
+        <w:tc>
+          <w:tcPr>
+            <w:tcW w:type="dxa" w:w="1728"/>
+          </w:tcPr>
+          <w:p>
+            <w:r>
+              <w:t>orderId</w:t>
+            </w:r>
+          </w:p>
+        </w:tc>
+        <w:tc>
+          <w:tcPr>
+            <w:tcW w:type="dxa" w:w="1728"/>
+          </w:tcPr>
+          <w:p>
+            <w:r>
+              <w:t>String</w:t>
+            </w:r>
+          </w:p>
+        </w:tc>
+        <w:tc>
+          <w:tcPr>
+            <w:tcW w:type="dxa" w:w="1728"/>
+          </w:tcPr>
+          <w:p>
+            <w:r>
+              <w:t>No</w:t>
+            </w:r>
+          </w:p>
+        </w:tc>
+        <w:tc>
+          <w:tcPr>
+            <w:tcW w:type="dxa" w:w="1728"/>
+          </w:tcPr>
+          <w:p>
+            <w:r>
+              <w:t>—</w:t>
+            </w:r>
+          </w:p>
+        </w:tc>
+        <w:tc>
+          <w:tcPr>
+            <w:tcW w:type="dxa" w:w="1728"/>
+          </w:tcPr>
+          <w:p>
+            <w:r>
+              <w:t xml:space="preserve">FK → Order, </w:t>
+            </w:r>
+            <w:r>
+              <w:rPr>
+                <w:rFonts w:ascii="Consolas" w:hAnsi="Consolas"/>
+                <w:sz w:val="20"/>
+              </w:rPr>
+              <w:t>@unique</w:t>
+            </w:r>
+            <w:r>
+              <w:t xml:space="preserve"> — 1:1, no split-shipment support</w:t>
+            </w:r>
+          </w:p>
+        </w:tc>
+      </w:tr>
+      <w:tr>
+        <w:tc>
+          <w:tcPr>
+            <w:tcW w:type="dxa" w:w="1728"/>
+          </w:tcPr>
+          <w:p>
+            <w:r>
+              <w:t>driverId</w:t>
+            </w:r>
+          </w:p>
+        </w:tc>
+        <w:tc>
+          <w:tcPr>
+            <w:tcW w:type="dxa" w:w="1728"/>
+          </w:tcPr>
+          <w:p>
+            <w:r>
+              <w:t>String</w:t>
+            </w:r>
+          </w:p>
+        </w:tc>
+        <w:tc>
+          <w:tcPr>
+            <w:tcW w:type="dxa" w:w="1728"/>
+          </w:tcPr>
+          <w:p>
+            <w:r>
+              <w:t>No</w:t>
+            </w:r>
+          </w:p>
+        </w:tc>
+        <w:tc>
+          <w:tcPr>
+            <w:tcW w:type="dxa" w:w="1728"/>
+          </w:tcPr>
+          <w:p>
+            <w:r>
+              <w:t>—</w:t>
+            </w:r>
+          </w:p>
+        </w:tc>
+        <w:tc>
+          <w:tcPr>
+            <w:tcW w:type="dxa" w:w="1728"/>
+          </w:tcPr>
+          <w:p>
+            <w:r>
+              <w:t xml:space="preserve">FK → User (relation </w:t>
+            </w:r>
+            <w:r>
+              <w:rPr>
+                <w:rFonts w:ascii="Consolas" w:hAnsi="Consolas"/>
+                <w:sz w:val="20"/>
+              </w:rPr>
+              <w:t>DriverDeliveries</w:t>
+            </w:r>
+            <w:r>
+              <w:t xml:space="preserve">); the assigned driver, must have </w:t>
+            </w:r>
+            <w:r>
+              <w:rPr>
+                <w:rFonts w:ascii="Consolas" w:hAnsi="Consolas"/>
+                <w:sz w:val="20"/>
+              </w:rPr>
+              <w:t>role: DRIVER</w:t>
+            </w:r>
+          </w:p>
+        </w:tc>
+      </w:tr>
+      <w:tr>
+        <w:tc>
+          <w:tcPr>
+            <w:tcW w:type="dxa" w:w="1728"/>
+          </w:tcPr>
+          <w:p>
+            <w:r>
+              <w:t>status</w:t>
+            </w:r>
+          </w:p>
+        </w:tc>
+        <w:tc>
+          <w:tcPr>
+            <w:tcW w:type="dxa" w:w="1728"/>
+          </w:tcPr>
+          <w:p>
+            <w:r>
+              <w:t>DeliveryStatus</w:t>
+            </w:r>
+          </w:p>
+        </w:tc>
+        <w:tc>
+          <w:tcPr>
+            <w:tcW w:type="dxa" w:w="1728"/>
+          </w:tcPr>
+          <w:p>
+            <w:r>
+              <w:t>No</w:t>
+            </w:r>
+          </w:p>
+        </w:tc>
+        <w:tc>
+          <w:tcPr>
+            <w:tcW w:type="dxa" w:w="1728"/>
+          </w:tcPr>
+          <w:p>
+            <w:r>
+              <w:t>ASSIGNED</w:t>
+            </w:r>
+          </w:p>
+        </w:tc>
+        <w:tc>
+          <w:tcPr>
+            <w:tcW w:type="dxa" w:w="1728"/>
+          </w:tcPr>
+          <w:p>
+            <w:r>
+              <w:t xml:space="preserve">See the </w:t>
+            </w:r>
+            <w:r>
+              <w:rPr>
+                <w:rFonts w:ascii="Consolas" w:hAnsi="Consolas"/>
+                <w:sz w:val="20"/>
+              </w:rPr>
+              <w:t>DeliveryStatus</w:t>
+            </w:r>
+            <w:r>
+              <w:t xml:space="preserve"> enum below</w:t>
+            </w:r>
+          </w:p>
+        </w:tc>
+      </w:tr>
+      <w:tr>
+        <w:tc>
+          <w:tcPr>
+            <w:tcW w:type="dxa" w:w="1728"/>
+          </w:tcPr>
+          <w:p>
+            <w:r>
+              <w:t>priority</w:t>
+            </w:r>
+          </w:p>
+        </w:tc>
+        <w:tc>
+          <w:tcPr>
+            <w:tcW w:type="dxa" w:w="1728"/>
+          </w:tcPr>
+          <w:p>
+            <w:r>
+              <w:t>DeliveryPriority</w:t>
+            </w:r>
+          </w:p>
+        </w:tc>
+        <w:tc>
+          <w:tcPr>
+            <w:tcW w:type="dxa" w:w="1728"/>
+          </w:tcPr>
+          <w:p>
+            <w:r>
+              <w:t>No</w:t>
+            </w:r>
+          </w:p>
+        </w:tc>
+        <w:tc>
+          <w:tcPr>
+            <w:tcW w:type="dxa" w:w="1728"/>
+          </w:tcPr>
+          <w:p>
+            <w:r>
+              <w:t>NORMAL</w:t>
+            </w:r>
+          </w:p>
+        </w:tc>
+        <w:tc>
+          <w:tcPr>
+            <w:tcW w:type="dxa" w:w="1728"/>
+          </w:tcPr>
+          <w:p>
+            <w:r>
+              <w:t xml:space="preserve">Added commit </w:t>
+            </w:r>
+            <w:r>
+              <w:rPr>
+                <w:rFonts w:ascii="Consolas" w:hAnsi="Consolas"/>
+                <w:sz w:val="20"/>
+              </w:rPr>
+              <w:t>445a258</w:t>
+            </w:r>
+            <w:r>
+              <w:t xml:space="preserve"> — set at assignment; a driver's own list sorts URGENT-first, ordering hint only, no automated dispatch reads it</w:t>
+            </w:r>
+          </w:p>
+        </w:tc>
+      </w:tr>
+      <w:tr>
+        <w:tc>
+          <w:tcPr>
+            <w:tcW w:type="dxa" w:w="1728"/>
+          </w:tcPr>
+          <w:p>
+            <w:r>
+              <w:t>pickupLat / pickupLng</w:t>
+            </w:r>
+          </w:p>
+        </w:tc>
+        <w:tc>
+          <w:tcPr>
+            <w:tcW w:type="dxa" w:w="1728"/>
+          </w:tcPr>
+          <w:p>
+            <w:r>
+              <w:t>Float</w:t>
+            </w:r>
+          </w:p>
+        </w:tc>
+        <w:tc>
+          <w:tcPr>
+            <w:tcW w:type="dxa" w:w="1728"/>
+          </w:tcPr>
+          <w:p>
+            <w:r>
+              <w:t>Yes</w:t>
+            </w:r>
+          </w:p>
+        </w:tc>
+        <w:tc>
+          <w:tcPr>
+            <w:tcW w:type="dxa" w:w="1728"/>
+          </w:tcPr>
+          <w:p>
+            <w:r>
+              <w:t>—</w:t>
+            </w:r>
+          </w:p>
+        </w:tc>
+        <w:tc>
+          <w:tcPr>
+            <w:tcW w:type="dxa" w:w="1728"/>
+          </w:tcPr>
+          <w:p>
+            <w:r>
+              <w:t xml:space="preserve">Snapshotted from the driver's browser geolocation at the moment </w:t>
+            </w:r>
+            <w:r>
+              <w:rPr>
+                <w:rFonts w:ascii="Consolas" w:hAnsi="Consolas"/>
+                <w:sz w:val="20"/>
+              </w:rPr>
+              <w:t>status</w:t>
+            </w:r>
+            <w:r>
+              <w:t xml:space="preserve"> becomes </w:t>
+            </w:r>
+            <w:r>
+              <w:rPr>
+                <w:rFonts w:ascii="Consolas" w:hAnsi="Consolas"/>
+                <w:sz w:val="20"/>
+              </w:rPr>
+              <w:t>PICKED_UP</w:t>
+            </w:r>
+          </w:p>
+        </w:tc>
+      </w:tr>
+      <w:tr>
+        <w:tc>
+          <w:tcPr>
+            <w:tcW w:type="dxa" w:w="1728"/>
+          </w:tcPr>
+          <w:p>
+            <w:r>
+              <w:t>pickedUpAt</w:t>
+            </w:r>
+          </w:p>
+        </w:tc>
+        <w:tc>
+          <w:tcPr>
+            <w:tcW w:type="dxa" w:w="1728"/>
+          </w:tcPr>
+          <w:p>
+            <w:r>
+              <w:t>DateTime</w:t>
+            </w:r>
+          </w:p>
+        </w:tc>
+        <w:tc>
+          <w:tcPr>
+            <w:tcW w:type="dxa" w:w="1728"/>
+          </w:tcPr>
+          <w:p>
+            <w:r>
+              <w:t>Yes</w:t>
+            </w:r>
+          </w:p>
+        </w:tc>
+        <w:tc>
+          <w:tcPr>
+            <w:tcW w:type="dxa" w:w="1728"/>
+          </w:tcPr>
+          <w:p>
+            <w:r>
+              <w:t>—</w:t>
+            </w:r>
+          </w:p>
+        </w:tc>
+        <w:tc>
+          <w:tcPr>
+            <w:tcW w:type="dxa" w:w="1728"/>
+          </w:tcPr>
+          <w:p>
+            <w:r>
+              <w:t>Set alongside pickupLat/pickupLng</w:t>
+            </w:r>
+          </w:p>
+        </w:tc>
+      </w:tr>
+      <w:tr>
+        <w:tc>
+          <w:tcPr>
+            <w:tcW w:type="dxa" w:w="1728"/>
+          </w:tcPr>
+          <w:p>
+            <w:r>
+              <w:t>deliveryLat / deliveryLng</w:t>
+            </w:r>
+          </w:p>
+        </w:tc>
+        <w:tc>
+          <w:tcPr>
+            <w:tcW w:type="dxa" w:w="1728"/>
+          </w:tcPr>
+          <w:p>
+            <w:r>
+              <w:t>Float</w:t>
+            </w:r>
+          </w:p>
+        </w:tc>
+        <w:tc>
+          <w:tcPr>
+            <w:tcW w:type="dxa" w:w="1728"/>
+          </w:tcPr>
+          <w:p>
+            <w:r>
+              <w:t>Yes</w:t>
+            </w:r>
+          </w:p>
+        </w:tc>
+        <w:tc>
+          <w:tcPr>
+            <w:tcW w:type="dxa" w:w="1728"/>
+          </w:tcPr>
+          <w:p>
+            <w:r>
+              <w:t>—</w:t>
+            </w:r>
+          </w:p>
+        </w:tc>
+        <w:tc>
+          <w:tcPr>
+            <w:tcW w:type="dxa" w:w="1728"/>
+          </w:tcPr>
+          <w:p>
+            <w:r>
+              <w:t xml:space="preserve">Snapshotted at </w:t>
+            </w:r>
+            <w:r>
+              <w:rPr>
+                <w:rFonts w:ascii="Consolas" w:hAnsi="Consolas"/>
+                <w:sz w:val="20"/>
+              </w:rPr>
+              <w:t>DELIVERED</w:t>
+            </w:r>
+            <w:r>
+              <w:t>, same reasoning as pickup</w:t>
+            </w:r>
+          </w:p>
+        </w:tc>
+      </w:tr>
+      <w:tr>
+        <w:tc>
+          <w:tcPr>
+            <w:tcW w:type="dxa" w:w="1728"/>
+          </w:tcPr>
+          <w:p>
+            <w:r>
+              <w:t>deliveredAt</w:t>
+            </w:r>
+          </w:p>
+        </w:tc>
+        <w:tc>
+          <w:tcPr>
+            <w:tcW w:type="dxa" w:w="1728"/>
+          </w:tcPr>
+          <w:p>
+            <w:r>
+              <w:t>DateTime</w:t>
+            </w:r>
+          </w:p>
+        </w:tc>
+        <w:tc>
+          <w:tcPr>
+            <w:tcW w:type="dxa" w:w="1728"/>
+          </w:tcPr>
+          <w:p>
+            <w:r>
+              <w:t>Yes</w:t>
+            </w:r>
+          </w:p>
+        </w:tc>
+        <w:tc>
+          <w:tcPr>
+            <w:tcW w:type="dxa" w:w="1728"/>
+          </w:tcPr>
+          <w:p>
+            <w:r>
+              <w:t>—</w:t>
+            </w:r>
+          </w:p>
+        </w:tc>
+        <w:tc>
+          <w:tcPr>
+            <w:tcW w:type="dxa" w:w="1728"/>
+          </w:tcPr>
+          <w:p>
+            <w:r>
+              <w:t>Set alongside deliveryLat/deliveryLng</w:t>
+            </w:r>
+          </w:p>
+        </w:tc>
+      </w:tr>
+      <w:tr>
+        <w:tc>
+          <w:tcPr>
+            <w:tcW w:type="dxa" w:w="1728"/>
+          </w:tcPr>
+          <w:p>
+            <w:r>
+              <w:t>currentLat / currentLng</w:t>
+            </w:r>
+          </w:p>
+        </w:tc>
+        <w:tc>
+          <w:tcPr>
+            <w:tcW w:type="dxa" w:w="1728"/>
+          </w:tcPr>
+          <w:p>
+            <w:r>
+              <w:t>Float</w:t>
+            </w:r>
+          </w:p>
+        </w:tc>
+        <w:tc>
+          <w:tcPr>
+            <w:tcW w:type="dxa" w:w="1728"/>
+          </w:tcPr>
+          <w:p>
+            <w:r>
+              <w:t>Yes</w:t>
+            </w:r>
+          </w:p>
+        </w:tc>
+        <w:tc>
+          <w:tcPr>
+            <w:tcW w:type="dxa" w:w="1728"/>
+          </w:tcPr>
+          <w:p>
+            <w:r>
+              <w:t>—</w:t>
+            </w:r>
+          </w:p>
+        </w:tc>
+        <w:tc>
+          <w:tcPr>
+            <w:tcW w:type="dxa" w:w="1728"/>
+          </w:tcPr>
+          <w:p>
+            <w:r>
+              <w:t>Last-known position while en route — a single overwritten snapshot, not a location-history table</w:t>
+            </w:r>
+          </w:p>
+        </w:tc>
+      </w:tr>
+      <w:tr>
+        <w:tc>
+          <w:tcPr>
+            <w:tcW w:type="dxa" w:w="1728"/>
+          </w:tcPr>
+          <w:p>
+            <w:r>
+              <w:t>lastLocationAt</w:t>
+            </w:r>
+          </w:p>
+        </w:tc>
+        <w:tc>
+          <w:tcPr>
+            <w:tcW w:type="dxa" w:w="1728"/>
+          </w:tcPr>
+          <w:p>
+            <w:r>
+              <w:t>DateTime</w:t>
+            </w:r>
+          </w:p>
+        </w:tc>
+        <w:tc>
+          <w:tcPr>
+            <w:tcW w:type="dxa" w:w="1728"/>
+          </w:tcPr>
+          <w:p>
+            <w:r>
+              <w:t>Yes</w:t>
+            </w:r>
+          </w:p>
+        </w:tc>
+        <w:tc>
+          <w:tcPr>
+            <w:tcW w:type="dxa" w:w="1728"/>
+          </w:tcPr>
+          <w:p>
+            <w:r>
+              <w:t>—</w:t>
+            </w:r>
+          </w:p>
+        </w:tc>
+        <w:tc>
+          <w:tcPr>
+            <w:tcW w:type="dxa" w:w="1728"/>
+          </w:tcPr>
+          <w:p>
+            <w:r>
+              <w:t>Timestamp of the last position update</w:t>
+            </w:r>
+          </w:p>
+        </w:tc>
+      </w:tr>
+      <w:tr>
+        <w:tc>
+          <w:tcPr>
+            <w:tcW w:type="dxa" w:w="1728"/>
+          </w:tcPr>
+          <w:p>
+            <w:r>
+              <w:t>notes</w:t>
+            </w:r>
+          </w:p>
+        </w:tc>
+        <w:tc>
+          <w:tcPr>
+            <w:tcW w:type="dxa" w:w="1728"/>
+          </w:tcPr>
+          <w:p>
+            <w:r>
+              <w:t>String</w:t>
+            </w:r>
+          </w:p>
+        </w:tc>
+        <w:tc>
+          <w:tcPr>
+            <w:tcW w:type="dxa" w:w="1728"/>
+          </w:tcPr>
+          <w:p>
+            <w:r>
+              <w:t>Yes</w:t>
+            </w:r>
+          </w:p>
+        </w:tc>
+        <w:tc>
+          <w:tcPr>
+            <w:tcW w:type="dxa" w:w="1728"/>
+          </w:tcPr>
+          <w:p>
+            <w:r>
+              <w:t>—</w:t>
+            </w:r>
+          </w:p>
+        </w:tc>
+        <w:tc>
+          <w:tcPr>
+            <w:tcW w:type="dxa" w:w="1728"/>
+          </w:tcPr>
+          <w:p/>
+        </w:tc>
+      </w:tr>
+      <w:tr>
+        <w:tc>
+          <w:tcPr>
+            <w:tcW w:type="dxa" w:w="1728"/>
+          </w:tcPr>
+          <w:p>
+            <w:r>
+              <w:t>assignedAt</w:t>
+            </w:r>
+          </w:p>
+        </w:tc>
+        <w:tc>
+          <w:tcPr>
+            <w:tcW w:type="dxa" w:w="1728"/>
+          </w:tcPr>
+          <w:p>
+            <w:r>
+              <w:t>DateTime</w:t>
+            </w:r>
+          </w:p>
+        </w:tc>
+        <w:tc>
+          <w:tcPr>
+            <w:tcW w:type="dxa" w:w="1728"/>
+          </w:tcPr>
+          <w:p>
+            <w:r>
+              <w:t>No</w:t>
+            </w:r>
+          </w:p>
+        </w:tc>
+        <w:tc>
+          <w:tcPr>
+            <w:tcW w:type="dxa" w:w="1728"/>
+          </w:tcPr>
+          <w:p>
+            <w:r>
+              <w:t>now()</w:t>
+            </w:r>
+          </w:p>
+        </w:tc>
+        <w:tc>
+          <w:tcPr>
+            <w:tcW w:type="dxa" w:w="1728"/>
+          </w:tcPr>
+          <w:p/>
+        </w:tc>
+      </w:tr>
+      <w:tr>
+        <w:tc>
+          <w:tcPr>
+            <w:tcW w:type="dxa" w:w="1728"/>
+          </w:tcPr>
+          <w:p>
+            <w:r>
+              <w:t>createdAt / updatedAt</w:t>
+            </w:r>
+          </w:p>
+        </w:tc>
+        <w:tc>
+          <w:tcPr>
+            <w:tcW w:type="dxa" w:w="1728"/>
+          </w:tcPr>
+          <w:p>
+            <w:r>
+              <w:t>DateTime</w:t>
+            </w:r>
+          </w:p>
+        </w:tc>
+        <w:tc>
+          <w:tcPr>
+            <w:tcW w:type="dxa" w:w="1728"/>
+          </w:tcPr>
+          <w:p>
+            <w:r>
+              <w:t>No</w:t>
+            </w:r>
+          </w:p>
+        </w:tc>
+        <w:tc>
+          <w:tcPr>
+            <w:tcW w:type="dxa" w:w="1728"/>
+          </w:tcPr>
+          <w:p>
+            <w:r>
+              <w:t>now() / auto</w:t>
+            </w:r>
+          </w:p>
+        </w:tc>
+        <w:tc>
+          <w:tcPr>
+            <w:tcW w:type="dxa" w:w="1728"/>
+          </w:tcPr>
+          <w:p/>
+        </w:tc>
+      </w:tr>
+      <w:tr>
+        <w:tc>
+          <w:tcPr>
+            <w:tcW w:type="dxa" w:w="1728"/>
+          </w:tcPr>
+          <w:p>
+            <w:r>
+              <w:t>—</w:t>
+            </w:r>
+          </w:p>
+        </w:tc>
+        <w:tc>
+          <w:tcPr>
+            <w:tcW w:type="dxa" w:w="1728"/>
+          </w:tcPr>
+          <w:p>
+            <w:r>
+              <w:t>—</w:t>
+            </w:r>
+          </w:p>
+        </w:tc>
+        <w:tc>
+          <w:tcPr>
+            <w:tcW w:type="dxa" w:w="1728"/>
+          </w:tcPr>
+          <w:p>
+            <w:r>
+              <w:t>—</w:t>
+            </w:r>
+          </w:p>
+        </w:tc>
+        <w:tc>
+          <w:tcPr>
+            <w:tcW w:type="dxa" w:w="1728"/>
+          </w:tcPr>
+          <w:p>
+            <w:r>
+              <w:t>—</w:t>
+            </w:r>
+          </w:p>
+        </w:tc>
+        <w:tc>
+          <w:tcPr>
+            <w:tcW w:type="dxa" w:w="1728"/>
+          </w:tcPr>
+          <w:p>
+            <w:r>
+              <w:rPr>
+                <w:rFonts w:ascii="Consolas" w:hAnsi="Consolas"/>
+                <w:sz w:val="20"/>
+              </w:rPr>
+              <w:t>@@index([driverId])</w:t>
+            </w:r>
+            <w:r>
+              <w:t xml:space="preserve">, </w:t>
+            </w:r>
+            <w:r>
+              <w:rPr>
+                <w:rFonts w:ascii="Consolas" w:hAnsi="Consolas"/>
+                <w:sz w:val="20"/>
+              </w:rPr>
+              <w:t>@@index([status])</w:t>
             </w:r>
           </w:p>
         </w:tc>
@@ -29201,7 +30234,7 @@
           </w:tcPr>
           <w:p>
             <w:r>
-              <w:t>CUSTOMER, OWNER, STORE_MANAGER, FULFILLMENT, SUPPORT_AGENT, HR_MANAGER</w:t>
+              <w:t>CUSTOMER, OWNER, STORE_MANAGER, FULFILLMENT, SUPPORT_AGENT, HR_MANAGER, DRIVER</w:t>
             </w:r>
           </w:p>
         </w:tc>
@@ -29211,7 +30244,27 @@
           </w:tcPr>
           <w:p>
             <w:r>
-              <w:t>Access-control role, staff + customer</w:t>
+              <w:t xml:space="preserve">Access-control role, staff + customer. </w:t>
+            </w:r>
+            <w:r>
+              <w:rPr>
+                <w:rFonts w:ascii="Consolas" w:hAnsi="Consolas"/>
+                <w:sz w:val="20"/>
+              </w:rPr>
+              <w:t>DRIVER</w:t>
+            </w:r>
+            <w:r>
+              <w:t xml:space="preserve"> added commit </w:t>
+            </w:r>
+            <w:r>
+              <w:rPr>
+                <w:rFonts w:ascii="Consolas" w:hAnsi="Consolas"/>
+                <w:sz w:val="20"/>
+              </w:rPr>
+              <w:t>75b7cff</w:t>
+            </w:r>
+            <w:r>
+              <w:t xml:space="preserve"> (Driver App, not in original SRS)</w:t>
             </w:r>
           </w:p>
         </w:tc>
@@ -29475,6 +30528,186 @@
           <w:p>
             <w:r>
               <w:t>Governed by an explicit transition state machine</w:t>
+            </w:r>
+          </w:p>
+        </w:tc>
+      </w:tr>
+      <w:tr>
+        <w:tc>
+          <w:tcPr>
+            <w:tcW w:type="dxa" w:w="2880"/>
+          </w:tcPr>
+          <w:p>
+            <w:r>
+              <w:t>DeliveryStatus</w:t>
+            </w:r>
+          </w:p>
+        </w:tc>
+        <w:tc>
+          <w:tcPr>
+            <w:tcW w:type="dxa" w:w="2880"/>
+          </w:tcPr>
+          <w:p>
+            <w:r>
+              <w:t>ASSIGNED, EN_ROUTE_TO_PICKUP, PICKED_UP, EN_ROUTE_TO_CUSTOMER, DELIVERED, FAILED</w:t>
+            </w:r>
+          </w:p>
+        </w:tc>
+        <w:tc>
+          <w:tcPr>
+            <w:tcW w:type="dxa" w:w="2880"/>
+          </w:tcPr>
+          <w:p>
+            <w:r>
+              <w:t xml:space="preserve">Driver App (commit </w:t>
+            </w:r>
+            <w:r>
+              <w:rPr>
+                <w:rFonts w:ascii="Consolas" w:hAnsi="Consolas"/>
+                <w:sz w:val="20"/>
+              </w:rPr>
+              <w:t>75b7cff</w:t>
+            </w:r>
+            <w:r>
+              <w:t xml:space="preserve">, not in original SRS) — </w:t>
+            </w:r>
+            <w:r>
+              <w:rPr>
+                <w:rFonts w:ascii="Consolas" w:hAnsi="Consolas"/>
+                <w:sz w:val="20"/>
+              </w:rPr>
+              <w:t>PICKED_UP</w:t>
+            </w:r>
+            <w:r>
+              <w:t>/</w:t>
+            </w:r>
+            <w:r>
+              <w:rPr>
+                <w:rFonts w:ascii="Consolas" w:hAnsi="Consolas"/>
+                <w:sz w:val="20"/>
+              </w:rPr>
+              <w:t>DELIVERED</w:t>
+            </w:r>
+            <w:r>
+              <w:t xml:space="preserve"> mirror onto </w:t>
+            </w:r>
+            <w:r>
+              <w:rPr>
+                <w:rFonts w:ascii="Consolas" w:hAnsi="Consolas"/>
+                <w:sz w:val="20"/>
+              </w:rPr>
+              <w:t>Order.status</w:t>
+            </w:r>
+            <w:r>
+              <w:t xml:space="preserve"> (SHIPPED/DELIVERED respectively); </w:t>
+            </w:r>
+            <w:r>
+              <w:rPr>
+                <w:rFonts w:ascii="Consolas" w:hAnsi="Consolas"/>
+                <w:sz w:val="20"/>
+              </w:rPr>
+              <w:t>FAILED</w:t>
+            </w:r>
+            <w:r>
+              <w:t xml:space="preserve"> reachable from any in-progress state, terminal like </w:t>
+            </w:r>
+            <w:r>
+              <w:rPr>
+                <w:rFonts w:ascii="Consolas" w:hAnsi="Consolas"/>
+                <w:sz w:val="20"/>
+              </w:rPr>
+              <w:t>DELIVERED</w:t>
+            </w:r>
+          </w:p>
+        </w:tc>
+      </w:tr>
+      <w:tr>
+        <w:tc>
+          <w:tcPr>
+            <w:tcW w:type="dxa" w:w="2880"/>
+          </w:tcPr>
+          <w:p>
+            <w:r>
+              <w:t>DriverStatus</w:t>
+            </w:r>
+          </w:p>
+        </w:tc>
+        <w:tc>
+          <w:tcPr>
+            <w:tcW w:type="dxa" w:w="2880"/>
+          </w:tcPr>
+          <w:p>
+            <w:r>
+              <w:t>OFFLINE, AVAILABLE, ON_DELIVERY</w:t>
+            </w:r>
+          </w:p>
+        </w:tc>
+        <w:tc>
+          <w:tcPr>
+            <w:tcW w:type="dxa" w:w="2880"/>
+          </w:tcPr>
+          <w:p>
+            <w:r>
+              <w:t xml:space="preserve">Added commit </w:t>
+            </w:r>
+            <w:r>
+              <w:rPr>
+                <w:rFonts w:ascii="Consolas" w:hAnsi="Consolas"/>
+                <w:sz w:val="20"/>
+              </w:rPr>
+              <w:t>445a258</w:t>
+            </w:r>
+            <w:r>
+              <w:t xml:space="preserve"> — self-reported driver availability, </w:t>
+            </w:r>
+            <w:r>
+              <w:rPr>
+                <w:rFonts w:ascii="Consolas" w:hAnsi="Consolas"/>
+                <w:sz w:val="20"/>
+              </w:rPr>
+              <w:t>User.driverStatus</w:t>
+            </w:r>
+          </w:p>
+        </w:tc>
+      </w:tr>
+      <w:tr>
+        <w:tc>
+          <w:tcPr>
+            <w:tcW w:type="dxa" w:w="2880"/>
+          </w:tcPr>
+          <w:p>
+            <w:r>
+              <w:t>DeliveryPriority</w:t>
+            </w:r>
+          </w:p>
+        </w:tc>
+        <w:tc>
+          <w:tcPr>
+            <w:tcW w:type="dxa" w:w="2880"/>
+          </w:tcPr>
+          <w:p>
+            <w:r>
+              <w:t>NORMAL, URGENT</w:t>
+            </w:r>
+          </w:p>
+        </w:tc>
+        <w:tc>
+          <w:tcPr>
+            <w:tcW w:type="dxa" w:w="2880"/>
+          </w:tcPr>
+          <w:p>
+            <w:r>
+              <w:t xml:space="preserve">Added commit </w:t>
+            </w:r>
+            <w:r>
+              <w:rPr>
+                <w:rFonts w:ascii="Consolas" w:hAnsi="Consolas"/>
+                <w:sz w:val="20"/>
+              </w:rPr>
+              <w:t>445a258</w:t>
+            </w:r>
+            <w:r>
+              <w:t xml:space="preserve"> — set at assignment, ordering hint for the driver's own list</w:t>
             </w:r>
           </w:p>
         </w:tc>

--- a/docs/23-data-dictionary.docx
+++ b/docs/23-data-dictionary.docx
@@ -1408,7 +1408,7 @@
           </w:tcPr>
           <w:p>
             <w:r>
-              <w:t>Set once registration OTP (SMS) is confirmed</w:t>
+              <w:t>Set once registration OTP (SMS) is confirmed — SMS verification is temporarily excluded from the registration/login gate (sandbox-only Africa's Talking credentials), so this stays unset for most accounts today</w:t>
             </w:r>
           </w:p>
         </w:tc>

--- a/docs/23-data-dictionary.docx
+++ b/docs/23-data-dictionary.docx
@@ -10604,6 +10604,78 @@
           </w:tcPr>
           <w:p>
             <w:r>
+              <w:t>pickupLocationName</w:t>
+            </w:r>
+          </w:p>
+        </w:tc>
+        <w:tc>
+          <w:tcPr>
+            <w:tcW w:type="dxa" w:w="1728"/>
+          </w:tcPr>
+          <w:p>
+            <w:r>
+              <w:t>String</w:t>
+            </w:r>
+          </w:p>
+        </w:tc>
+        <w:tc>
+          <w:tcPr>
+            <w:tcW w:type="dxa" w:w="1728"/>
+          </w:tcPr>
+          <w:p>
+            <w:r>
+              <w:t>Yes</w:t>
+            </w:r>
+          </w:p>
+        </w:tc>
+        <w:tc>
+          <w:tcPr>
+            <w:tcW w:type="dxa" w:w="1728"/>
+          </w:tcPr>
+          <w:p>
+            <w:r>
+              <w:t>—</w:t>
+            </w:r>
+          </w:p>
+        </w:tc>
+        <w:tc>
+          <w:tcPr>
+            <w:tcW w:type="dxa" w:w="1728"/>
+          </w:tcPr>
+          <w:p>
+            <w:r>
+              <w:t>Added this session — best-effort reverse-geocoded label for pickupLat/pickupLng (</w:t>
+            </w:r>
+            <w:r>
+              <w:rPr>
+                <w:rFonts w:ascii="Consolas" w:hAnsi="Consolas"/>
+                <w:sz w:val="20"/>
+              </w:rPr>
+              <w:t>GeocodingService</w:t>
+            </w:r>
+            <w:r>
+              <w:t xml:space="preserve">, OpenStreetMap Nominatim), resolved once at </w:t>
+            </w:r>
+            <w:r>
+              <w:rPr>
+                <w:rFonts w:ascii="Consolas" w:hAnsi="Consolas"/>
+                <w:sz w:val="20"/>
+              </w:rPr>
+              <w:t>PICKED_UP</w:t>
+            </w:r>
+            <w:r>
+              <w:t xml:space="preserve"> and snapshotted alongside the coordinates, never re-resolved later; null if the lookup failed (never blocks the status update)</w:t>
+            </w:r>
+          </w:p>
+        </w:tc>
+      </w:tr>
+      <w:tr>
+        <w:tc>
+          <w:tcPr>
+            <w:tcW w:type="dxa" w:w="1728"/>
+          </w:tcPr>
+          <w:p>
+            <w:r>
               <w:t>pickedUpAt</w:t>
             </w:r>
           </w:p>
@@ -10707,6 +10779,65 @@
             </w:r>
             <w:r>
               <w:t>, same reasoning as pickup</w:t>
+            </w:r>
+          </w:p>
+        </w:tc>
+      </w:tr>
+      <w:tr>
+        <w:tc>
+          <w:tcPr>
+            <w:tcW w:type="dxa" w:w="1728"/>
+          </w:tcPr>
+          <w:p>
+            <w:r>
+              <w:t>deliveryLocationName</w:t>
+            </w:r>
+          </w:p>
+        </w:tc>
+        <w:tc>
+          <w:tcPr>
+            <w:tcW w:type="dxa" w:w="1728"/>
+          </w:tcPr>
+          <w:p>
+            <w:r>
+              <w:t>String</w:t>
+            </w:r>
+          </w:p>
+        </w:tc>
+        <w:tc>
+          <w:tcPr>
+            <w:tcW w:type="dxa" w:w="1728"/>
+          </w:tcPr>
+          <w:p>
+            <w:r>
+              <w:t>Yes</w:t>
+            </w:r>
+          </w:p>
+        </w:tc>
+        <w:tc>
+          <w:tcPr>
+            <w:tcW w:type="dxa" w:w="1728"/>
+          </w:tcPr>
+          <w:p>
+            <w:r>
+              <w:t>—</w:t>
+            </w:r>
+          </w:p>
+        </w:tc>
+        <w:tc>
+          <w:tcPr>
+            <w:tcW w:type="dxa" w:w="1728"/>
+          </w:tcPr>
+          <w:p>
+            <w:r>
+              <w:t xml:space="preserve">Added this session — same reverse-geocoding as pickupLocationName, resolved at </w:t>
+            </w:r>
+            <w:r>
+              <w:rPr>
+                <w:rFonts w:ascii="Consolas" w:hAnsi="Consolas"/>
+                <w:sz w:val="20"/>
+              </w:rPr>
+              <w:t>DELIVERED</w:t>
             </w:r>
           </w:p>
         </w:tc>

--- a/docs/23-data-dictionary.docx
+++ b/docs/23-data-dictionary.docx
@@ -64,10 +64,10 @@
           <w:rFonts w:ascii="Consolas" w:hAnsi="Consolas"/>
           <w:sz w:val="20"/>
         </w:rPr>
-        <w:t>3b5fc6a</w:t>
+        <w:t>7e197b9</w:t>
       </w:r>
       <w:r>
-        <w:t xml:space="preserve"> (2026-08-16) — a point-in-time artifact, not auto-synced to the live schema; treat any discrepancy with the current </w:t>
+        <w:t xml:space="preserve"> (2026-08-17) — a point-in-time artifact, not auto-synced to the live schema; treat any discrepancy with the current </w:t>
       </w:r>
       <w:r>
         <w:rPr>
@@ -8910,7 +8910,93 @@
           <w:tcPr>
             <w:tcW w:type="dxa" w:w="1728"/>
           </w:tcPr>
-          <w:p/>
+          <w:p>
+            <w:r>
+              <w:t xml:space="preserve">Priced by destination + delivery method via </w:t>
+            </w:r>
+            <w:r>
+              <w:rPr>
+                <w:rFonts w:ascii="Consolas" w:hAnsi="Consolas"/>
+                <w:sz w:val="20"/>
+              </w:rPr>
+              <w:t>ShippingZonesService</w:t>
+            </w:r>
+            <w:r>
+              <w:t xml:space="preserve"> (added this session) — see the </w:t>
+            </w:r>
+            <w:r>
+              <w:rPr>
+                <w:rFonts w:ascii="Consolas" w:hAnsi="Consolas"/>
+                <w:sz w:val="20"/>
+              </w:rPr>
+              <w:t>ShippingZone</w:t>
+            </w:r>
+            <w:r>
+              <w:t xml:space="preserve"> table below</w:t>
+            </w:r>
+          </w:p>
+        </w:tc>
+      </w:tr>
+      <w:tr>
+        <w:tc>
+          <w:tcPr>
+            <w:tcW w:type="dxa" w:w="1728"/>
+          </w:tcPr>
+          <w:p>
+            <w:r>
+              <w:t>shippingZoneName</w:t>
+            </w:r>
+          </w:p>
+        </w:tc>
+        <w:tc>
+          <w:tcPr>
+            <w:tcW w:type="dxa" w:w="1728"/>
+          </w:tcPr>
+          <w:p>
+            <w:r>
+              <w:t>String</w:t>
+            </w:r>
+          </w:p>
+        </w:tc>
+        <w:tc>
+          <w:tcPr>
+            <w:tcW w:type="dxa" w:w="1728"/>
+          </w:tcPr>
+          <w:p>
+            <w:r>
+              <w:t>Yes</w:t>
+            </w:r>
+          </w:p>
+        </w:tc>
+        <w:tc>
+          <w:tcPr>
+            <w:tcW w:type="dxa" w:w="1728"/>
+          </w:tcPr>
+          <w:p>
+            <w:r>
+              <w:t>—</w:t>
+            </w:r>
+          </w:p>
+        </w:tc>
+        <w:tc>
+          <w:tcPr>
+            <w:tcW w:type="dxa" w:w="1728"/>
+          </w:tcPr>
+          <w:p>
+            <w:r>
+              <w:t xml:space="preserve">Added this session — the </w:t>
+            </w:r>
+            <w:r>
+              <w:rPr>
+                <w:rFonts w:ascii="Consolas" w:hAnsi="Consolas"/>
+                <w:sz w:val="20"/>
+              </w:rPr>
+              <w:t>ShippingZone.name</w:t>
+            </w:r>
+            <w:r>
+              <w:t xml:space="preserve"> that priced shippingFeeUgx, snapshotted at checkout time (never a live join, so a later rate change doesn't rewrite past orders); null on orders placed before this feature existed</w:t>
+            </w:r>
+          </w:p>
         </w:tc>
       </w:tr>
       <w:tr>
@@ -9471,6 +9557,571 @@
               <w:t>@@index([status])</w:t>
             </w:r>
           </w:p>
+        </w:tc>
+      </w:tr>
+    </w:tbl>
+    <w:p>
+      <w:pPr>
+        <w:pStyle w:val="Heading3"/>
+      </w:pPr>
+      <w:r>
+        <w:t>ShippingZone</w:t>
+      </w:r>
+    </w:p>
+    <w:p>
+      <w:r>
+        <w:t xml:space="preserve">Added this session (per user decision, not in the original SRS) — admin-managed shipping pricing. Replaces the old flat per-delivery-method fee table in </w:t>
+      </w:r>
+      <w:r>
+        <w:rPr>
+          <w:rFonts w:ascii="Consolas" w:hAnsi="Consolas"/>
+          <w:sz w:val="20"/>
+        </w:rPr>
+        <w:t>CheckoutService</w:t>
+      </w:r>
+      <w:r>
+        <w:t xml:space="preserve">. See FR-5.4a in </w:t>
+      </w:r>
+      <w:r>
+        <w:rPr>
+          <w:rFonts w:ascii="Consolas" w:hAnsi="Consolas"/>
+          <w:sz w:val="20"/>
+        </w:rPr>
+        <w:t>docs/SRS.md</w:t>
+      </w:r>
+      <w:r>
+        <w:t>.</w:t>
+      </w:r>
+    </w:p>
+    <w:p/>
+    <w:tbl>
+      <w:tblPr>
+        <w:tblStyle w:val="LightGrid-Accent1"/>
+        <w:tblW w:type="auto" w:w="0"/>
+        <w:tblLook w:firstColumn="1" w:firstRow="1" w:lastColumn="0" w:lastRow="0" w:noHBand="0" w:noVBand="1" w:val="04A0"/>
+      </w:tblPr>
+      <w:tblGrid>
+        <w:gridCol w:w="1728"/>
+        <w:gridCol w:w="1728"/>
+        <w:gridCol w:w="1728"/>
+        <w:gridCol w:w="1728"/>
+        <w:gridCol w:w="1728"/>
+      </w:tblGrid>
+      <w:tr>
+        <w:tc>
+          <w:tcPr>
+            <w:tcW w:type="dxa" w:w="1728"/>
+          </w:tcPr>
+          <w:p>
+            <w:r>
+              <w:rPr>
+                <w:b/>
+              </w:rPr>
+              <w:t>Field</w:t>
+            </w:r>
+          </w:p>
+        </w:tc>
+        <w:tc>
+          <w:tcPr>
+            <w:tcW w:type="dxa" w:w="1728"/>
+          </w:tcPr>
+          <w:p>
+            <w:r>
+              <w:rPr>
+                <w:b/>
+              </w:rPr>
+              <w:t>Type</w:t>
+            </w:r>
+          </w:p>
+        </w:tc>
+        <w:tc>
+          <w:tcPr>
+            <w:tcW w:type="dxa" w:w="1728"/>
+          </w:tcPr>
+          <w:p>
+            <w:r>
+              <w:rPr>
+                <w:b/>
+              </w:rPr>
+              <w:t>Nullable</w:t>
+            </w:r>
+          </w:p>
+        </w:tc>
+        <w:tc>
+          <w:tcPr>
+            <w:tcW w:type="dxa" w:w="1728"/>
+          </w:tcPr>
+          <w:p>
+            <w:r>
+              <w:rPr>
+                <w:b/>
+              </w:rPr>
+              <w:t>Default</w:t>
+            </w:r>
+          </w:p>
+        </w:tc>
+        <w:tc>
+          <w:tcPr>
+            <w:tcW w:type="dxa" w:w="1728"/>
+          </w:tcPr>
+          <w:p>
+            <w:r>
+              <w:rPr>
+                <w:b/>
+              </w:rPr>
+              <w:t>Notes</w:t>
+            </w:r>
+          </w:p>
+        </w:tc>
+      </w:tr>
+      <w:tr>
+        <w:tc>
+          <w:tcPr>
+            <w:tcW w:type="dxa" w:w="1728"/>
+          </w:tcPr>
+          <w:p>
+            <w:r>
+              <w:t>name</w:t>
+            </w:r>
+          </w:p>
+        </w:tc>
+        <w:tc>
+          <w:tcPr>
+            <w:tcW w:type="dxa" w:w="1728"/>
+          </w:tcPr>
+          <w:p>
+            <w:r>
+              <w:t>String</w:t>
+            </w:r>
+          </w:p>
+        </w:tc>
+        <w:tc>
+          <w:tcPr>
+            <w:tcW w:type="dxa" w:w="1728"/>
+          </w:tcPr>
+          <w:p>
+            <w:r>
+              <w:t>No</w:t>
+            </w:r>
+          </w:p>
+        </w:tc>
+        <w:tc>
+          <w:tcPr>
+            <w:tcW w:type="dxa" w:w="1728"/>
+          </w:tcPr>
+          <w:p>
+            <w:r>
+              <w:t>—</w:t>
+            </w:r>
+          </w:p>
+        </w:tc>
+        <w:tc>
+          <w:tcPr>
+            <w:tcW w:type="dxa" w:w="1728"/>
+          </w:tcPr>
+          <w:p>
+            <w:r>
+              <w:rPr>
+                <w:rFonts w:ascii="Consolas" w:hAnsi="Consolas"/>
+                <w:sz w:val="20"/>
+              </w:rPr>
+              <w:t>@unique</w:t>
+            </w:r>
+          </w:p>
+        </w:tc>
+      </w:tr>
+      <w:tr>
+        <w:tc>
+          <w:tcPr>
+            <w:tcW w:type="dxa" w:w="1728"/>
+          </w:tcPr>
+          <w:p>
+            <w:r>
+              <w:t>towns</w:t>
+            </w:r>
+          </w:p>
+        </w:tc>
+        <w:tc>
+          <w:tcPr>
+            <w:tcW w:type="dxa" w:w="1728"/>
+          </w:tcPr>
+          <w:p>
+            <w:r>
+              <w:t>String[]</w:t>
+            </w:r>
+          </w:p>
+        </w:tc>
+        <w:tc>
+          <w:tcPr>
+            <w:tcW w:type="dxa" w:w="1728"/>
+          </w:tcPr>
+          <w:p>
+            <w:r>
+              <w:t>No</w:t>
+            </w:r>
+          </w:p>
+        </w:tc>
+        <w:tc>
+          <w:tcPr>
+            <w:tcW w:type="dxa" w:w="1728"/>
+          </w:tcPr>
+          <w:p>
+            <w:r>
+              <w:rPr>
+                <w:rFonts w:ascii="Consolas" w:hAnsi="Consolas"/>
+                <w:sz w:val="20"/>
+              </w:rPr>
+              <w:t>[]</w:t>
+            </w:r>
+          </w:p>
+        </w:tc>
+        <w:tc>
+          <w:tcPr>
+            <w:tcW w:type="dxa" w:w="1728"/>
+          </w:tcPr>
+          <w:p>
+            <w:r>
+              <w:t xml:space="preserve">Free-text town/city names matched case-insensitively/substring-tolerantly against </w:t>
+            </w:r>
+            <w:r>
+              <w:rPr>
+                <w:rFonts w:ascii="Consolas" w:hAnsi="Consolas"/>
+                <w:sz w:val="20"/>
+              </w:rPr>
+              <w:t>Order.shippingAddress.city</w:t>
+            </w:r>
+            <w:r>
+              <w:t xml:space="preserve"> — not a canonical Uganda-locations table, none exists in this schema</w:t>
+            </w:r>
+          </w:p>
+        </w:tc>
+      </w:tr>
+      <w:tr>
+        <w:tc>
+          <w:tcPr>
+            <w:tcW w:type="dxa" w:w="1728"/>
+          </w:tcPr>
+          <w:p>
+            <w:r>
+              <w:t>isDefault</w:t>
+            </w:r>
+          </w:p>
+        </w:tc>
+        <w:tc>
+          <w:tcPr>
+            <w:tcW w:type="dxa" w:w="1728"/>
+          </w:tcPr>
+          <w:p>
+            <w:r>
+              <w:t>Boolean</w:t>
+            </w:r>
+          </w:p>
+        </w:tc>
+        <w:tc>
+          <w:tcPr>
+            <w:tcW w:type="dxa" w:w="1728"/>
+          </w:tcPr>
+          <w:p>
+            <w:r>
+              <w:t>No</w:t>
+            </w:r>
+          </w:p>
+        </w:tc>
+        <w:tc>
+          <w:tcPr>
+            <w:tcW w:type="dxa" w:w="1728"/>
+          </w:tcPr>
+          <w:p>
+            <w:r>
+              <w:t>false</w:t>
+            </w:r>
+          </w:p>
+        </w:tc>
+        <w:tc>
+          <w:tcPr>
+            <w:tcW w:type="dxa" w:w="1728"/>
+          </w:tcPr>
+          <w:p>
+            <w:r>
+              <w:t xml:space="preserve">Exactly one zone must have this true at any time — the fallback when a city matches no zone's </w:t>
+            </w:r>
+            <w:r>
+              <w:rPr>
+                <w:rFonts w:ascii="Consolas" w:hAnsi="Consolas"/>
+                <w:sz w:val="20"/>
+              </w:rPr>
+              <w:t>towns</w:t>
+            </w:r>
+            <w:r>
+              <w:t xml:space="preserve">; enforced in </w:t>
+            </w:r>
+            <w:r>
+              <w:rPr>
+                <w:rFonts w:ascii="Consolas" w:hAnsi="Consolas"/>
+                <w:sz w:val="20"/>
+              </w:rPr>
+              <w:t>ShippingZonesService</w:t>
+            </w:r>
+            <w:r>
+              <w:t>, not a DB constraint</w:t>
+            </w:r>
+          </w:p>
+        </w:tc>
+      </w:tr>
+      <w:tr>
+        <w:tc>
+          <w:tcPr>
+            <w:tcW w:type="dxa" w:w="1728"/>
+          </w:tcPr>
+          <w:p>
+            <w:r>
+              <w:t>standardFeeUgx</w:t>
+            </w:r>
+          </w:p>
+        </w:tc>
+        <w:tc>
+          <w:tcPr>
+            <w:tcW w:type="dxa" w:w="1728"/>
+          </w:tcPr>
+          <w:p>
+            <w:r>
+              <w:t>Int</w:t>
+            </w:r>
+          </w:p>
+        </w:tc>
+        <w:tc>
+          <w:tcPr>
+            <w:tcW w:type="dxa" w:w="1728"/>
+          </w:tcPr>
+          <w:p>
+            <w:r>
+              <w:t>Yes</w:t>
+            </w:r>
+          </w:p>
+        </w:tc>
+        <w:tc>
+          <w:tcPr>
+            <w:tcW w:type="dxa" w:w="1728"/>
+          </w:tcPr>
+          <w:p>
+            <w:r>
+              <w:t>—</w:t>
+            </w:r>
+          </w:p>
+        </w:tc>
+        <w:tc>
+          <w:tcPr>
+            <w:tcW w:type="dxa" w:w="1728"/>
+          </w:tcPr>
+          <w:p>
+            <w:r>
+              <w:t>Null means Standard isn't offered to this zone at all, distinct from 0 ("free")</w:t>
+            </w:r>
+          </w:p>
+        </w:tc>
+      </w:tr>
+      <w:tr>
+        <w:tc>
+          <w:tcPr>
+            <w:tcW w:type="dxa" w:w="1728"/>
+          </w:tcPr>
+          <w:p>
+            <w:r>
+              <w:t>expressFeeUgx</w:t>
+            </w:r>
+          </w:p>
+        </w:tc>
+        <w:tc>
+          <w:tcPr>
+            <w:tcW w:type="dxa" w:w="1728"/>
+          </w:tcPr>
+          <w:p>
+            <w:r>
+              <w:t>Int</w:t>
+            </w:r>
+          </w:p>
+        </w:tc>
+        <w:tc>
+          <w:tcPr>
+            <w:tcW w:type="dxa" w:w="1728"/>
+          </w:tcPr>
+          <w:p>
+            <w:r>
+              <w:t>Yes</w:t>
+            </w:r>
+          </w:p>
+        </w:tc>
+        <w:tc>
+          <w:tcPr>
+            <w:tcW w:type="dxa" w:w="1728"/>
+          </w:tcPr>
+          <w:p>
+            <w:r>
+              <w:t>—</w:t>
+            </w:r>
+          </w:p>
+        </w:tc>
+        <w:tc>
+          <w:tcPr>
+            <w:tcW w:type="dxa" w:w="1728"/>
+          </w:tcPr>
+          <w:p>
+            <w:r>
+              <w:t>Same null-means-unavailable convention as standardFeeUgx</w:t>
+            </w:r>
+          </w:p>
+        </w:tc>
+      </w:tr>
+      <w:tr>
+        <w:tc>
+          <w:tcPr>
+            <w:tcW w:type="dxa" w:w="1728"/>
+          </w:tcPr>
+          <w:p>
+            <w:r>
+              <w:t>sameDayFeeUgx</w:t>
+            </w:r>
+          </w:p>
+        </w:tc>
+        <w:tc>
+          <w:tcPr>
+            <w:tcW w:type="dxa" w:w="1728"/>
+          </w:tcPr>
+          <w:p>
+            <w:r>
+              <w:t>Int</w:t>
+            </w:r>
+          </w:p>
+        </w:tc>
+        <w:tc>
+          <w:tcPr>
+            <w:tcW w:type="dxa" w:w="1728"/>
+          </w:tcPr>
+          <w:p>
+            <w:r>
+              <w:t>Yes</w:t>
+            </w:r>
+          </w:p>
+        </w:tc>
+        <w:tc>
+          <w:tcPr>
+            <w:tcW w:type="dxa" w:w="1728"/>
+          </w:tcPr>
+          <w:p>
+            <w:r>
+              <w:t>—</w:t>
+            </w:r>
+          </w:p>
+        </w:tc>
+        <w:tc>
+          <w:tcPr>
+            <w:tcW w:type="dxa" w:w="1728"/>
+          </w:tcPr>
+          <w:p>
+            <w:r>
+              <w:t>Same convention — per user decision, Same-day is NOT hard-blocked outside Kampala at the code level, an admin can price/disable it per zone</w:t>
+            </w:r>
+          </w:p>
+        </w:tc>
+      </w:tr>
+      <w:tr>
+        <w:tc>
+          <w:tcPr>
+            <w:tcW w:type="dxa" w:w="1728"/>
+          </w:tcPr>
+          <w:p>
+            <w:r>
+              <w:t>sortOrder</w:t>
+            </w:r>
+          </w:p>
+        </w:tc>
+        <w:tc>
+          <w:tcPr>
+            <w:tcW w:type="dxa" w:w="1728"/>
+          </w:tcPr>
+          <w:p>
+            <w:r>
+              <w:t>Int</w:t>
+            </w:r>
+          </w:p>
+        </w:tc>
+        <w:tc>
+          <w:tcPr>
+            <w:tcW w:type="dxa" w:w="1728"/>
+          </w:tcPr>
+          <w:p>
+            <w:r>
+              <w:t>No</w:t>
+            </w:r>
+          </w:p>
+        </w:tc>
+        <w:tc>
+          <w:tcPr>
+            <w:tcW w:type="dxa" w:w="1728"/>
+          </w:tcPr>
+          <w:p>
+            <w:r>
+              <w:t>0</w:t>
+            </w:r>
+          </w:p>
+        </w:tc>
+        <w:tc>
+          <w:tcPr>
+            <w:tcW w:type="dxa" w:w="1728"/>
+          </w:tcPr>
+          <w:p>
+            <w:r>
+              <w:t>Match priority when a town could plausibly belong to more than one zone, and the admin list page's display order</w:t>
+            </w:r>
+          </w:p>
+        </w:tc>
+      </w:tr>
+      <w:tr>
+        <w:tc>
+          <w:tcPr>
+            <w:tcW w:type="dxa" w:w="1728"/>
+          </w:tcPr>
+          <w:p>
+            <w:r>
+              <w:t>createdAt / updatedAt</w:t>
+            </w:r>
+          </w:p>
+        </w:tc>
+        <w:tc>
+          <w:tcPr>
+            <w:tcW w:type="dxa" w:w="1728"/>
+          </w:tcPr>
+          <w:p>
+            <w:r>
+              <w:t>DateTime</w:t>
+            </w:r>
+          </w:p>
+        </w:tc>
+        <w:tc>
+          <w:tcPr>
+            <w:tcW w:type="dxa" w:w="1728"/>
+          </w:tcPr>
+          <w:p>
+            <w:r>
+              <w:t>No</w:t>
+            </w:r>
+          </w:p>
+        </w:tc>
+        <w:tc>
+          <w:tcPr>
+            <w:tcW w:type="dxa" w:w="1728"/>
+          </w:tcPr>
+          <w:p>
+            <w:r>
+              <w:t>now() / auto</w:t>
+            </w:r>
+          </w:p>
+        </w:tc>
+        <w:tc>
+          <w:tcPr>
+            <w:tcW w:type="dxa" w:w="1728"/>
+          </w:tcPr>
+          <w:p/>
         </w:tc>
       </w:tr>
     </w:tbl>
@@ -30868,7 +31519,21 @@
           <w:tcPr>
             <w:tcW w:type="dxa" w:w="2880"/>
           </w:tcPr>
-          <w:p/>
+          <w:p>
+            <w:r>
+              <w:t>Fee for each is looked up per-</w:t>
+            </w:r>
+            <w:r>
+              <w:rPr>
+                <w:rFonts w:ascii="Consolas" w:hAnsi="Consolas"/>
+                <w:sz w:val="20"/>
+              </w:rPr>
+              <w:t>ShippingZone</w:t>
+            </w:r>
+            <w:r>
+              <w:t xml:space="preserve"> (added this session), not a fixed price per method</w:t>
+            </w:r>
+          </w:p>
         </w:tc>
       </w:tr>
       <w:tr>

--- a/docs/23-data-dictionary.docx
+++ b/docs/23-data-dictionary.docx
@@ -64,7 +64,7 @@
           <w:rFonts w:ascii="Consolas" w:hAnsi="Consolas"/>
           <w:sz w:val="20"/>
         </w:rPr>
-        <w:t>7e197b9</w:t>
+        <w:t>c917b38</w:t>
       </w:r>
       <w:r>
         <w:t xml:space="preserve"> (2026-08-17) — a point-in-time artifact, not auto-synced to the live schema; treat any discrepancy with the current </w:t>
